--- a/tillsyn/A 61854-2024 tillsynsbegäran.docx
+++ b/tillsyn/A 61854-2024 tillsynsbegäran.docx
@@ -22,7 +22,7 @@
       <w:r>
         <w:drawing>
           <wp:inline xmlns:a="http://schemas.openxmlformats.org/drawingml/2006/main" xmlns:pic="http://schemas.openxmlformats.org/drawingml/2006/picture">
-            <wp:extent cx="5486400" cy="5122525"/>
+            <wp:extent cx="5486400" cy="5252615"/>
             <wp:docPr id="1" name="Picture 1"/>
             <wp:cNvGraphicFramePr>
               <a:graphicFrameLocks noChangeAspect="1"/>
@@ -43,7 +43,7 @@
                   <pic:spPr>
                     <a:xfrm>
                       <a:off x="0" y="0"/>
-                      <a:ext cx="5486400" cy="5122525"/>
+                      <a:ext cx="5486400" cy="5252615"/>
                     </a:xfrm>
                     <a:prstGeom prst="rect"/>
                   </pic:spPr>
@@ -65,7 +65,7 @@
     </w:p>
     <w:p>
       <w:r>
-        <w:t>Inom 7 meter från avverkningsanmälan finns fynd av 1 naturvårdsarter, varav 1 är rödlistad och 1 är fridlyst: talltita (NT, §4). Se Figur 1.</w:t>
+        <w:t>Inom 7 meter från avverkningsanmälan finns fynd av 2 naturvårdsarter, varav 1 är rödlistad och 2 är fridlysta: talltita (NT, §4) och ängsnycklar (§8). Se Figur 1.</w:t>
       </w:r>
     </w:p>
     <w:p>
@@ -393,7 +393,7 @@
     <w:r>
       <w:tab/>
       <w:tab/>
-      <w:t>2026-09-14</w:t>
+      <w:t>2026-09-15</w:t>
       <w:br/>
       <w:br/>
     </w:r>

--- a/tillsyn/A 61854-2024 tillsynsbegäran.docx
+++ b/tillsyn/A 61854-2024 tillsynsbegäran.docx
@@ -393,7 +393,7 @@
     <w:r>
       <w:tab/>
       <w:tab/>
-      <w:t>2026-09-15</w:t>
+      <w:t>2026-09-16</w:t>
       <w:br/>
       <w:br/>
     </w:r>

--- a/tillsyn/A 61854-2024 tillsynsbegäran.docx
+++ b/tillsyn/A 61854-2024 tillsynsbegäran.docx
@@ -393,7 +393,7 @@
     <w:r>
       <w:tab/>
       <w:tab/>
-      <w:t>2026-09-16</w:t>
+      <w:t>2026-09-17</w:t>
       <w:br/>
       <w:br/>
     </w:r>

--- a/tillsyn/A 61854-2024 tillsynsbegäran.docx
+++ b/tillsyn/A 61854-2024 tillsynsbegäran.docx
@@ -393,7 +393,7 @@
     <w:r>
       <w:tab/>
       <w:tab/>
-      <w:t>2026-09-17</w:t>
+      <w:t>2026-09-18</w:t>
       <w:br/>
       <w:br/>
     </w:r>

--- a/tillsyn/A 61854-2024 tillsynsbegäran.docx
+++ b/tillsyn/A 61854-2024 tillsynsbegäran.docx
@@ -393,7 +393,7 @@
     <w:r>
       <w:tab/>
       <w:tab/>
-      <w:t>2026-09-18</w:t>
+      <w:t>2026-09-19</w:t>
       <w:br/>
       <w:br/>
     </w:r>

--- a/tillsyn/A 61854-2024 tillsynsbegäran.docx
+++ b/tillsyn/A 61854-2024 tillsynsbegäran.docx
@@ -393,7 +393,7 @@
     <w:r>
       <w:tab/>
       <w:tab/>
-      <w:t>2026-09-19</w:t>
+      <w:t>2026-09-21</w:t>
       <w:br/>
       <w:br/>
     </w:r>

--- a/tillsyn/A 61854-2024 tillsynsbegäran.docx
+++ b/tillsyn/A 61854-2024 tillsynsbegäran.docx
@@ -393,7 +393,7 @@
     <w:r>
       <w:tab/>
       <w:tab/>
-      <w:t>2026-09-21</w:t>
+      <w:t>2026-09-23</w:t>
       <w:br/>
       <w:br/>
     </w:r>

--- a/tillsyn/A 61854-2024 tillsynsbegäran.docx
+++ b/tillsyn/A 61854-2024 tillsynsbegäran.docx
@@ -393,7 +393,7 @@
     <w:r>
       <w:tab/>
       <w:tab/>
-      <w:t>2026-09-23</w:t>
+      <w:t>2026-09-24</w:t>
       <w:br/>
       <w:br/>
     </w:r>

--- a/tillsyn/A 61854-2024 tillsynsbegäran.docx
+++ b/tillsyn/A 61854-2024 tillsynsbegäran.docx
@@ -393,7 +393,7 @@
     <w:r>
       <w:tab/>
       <w:tab/>
-      <w:t>2026-09-24</w:t>
+      <w:t>2026-09-25</w:t>
       <w:br/>
       <w:br/>
     </w:r>

--- a/tillsyn/A 61854-2024 tillsynsbegäran.docx
+++ b/tillsyn/A 61854-2024 tillsynsbegäran.docx
@@ -393,7 +393,7 @@
     <w:r>
       <w:tab/>
       <w:tab/>
-      <w:t>2026-09-25</w:t>
+      <w:t>2026-09-26</w:t>
       <w:br/>
       <w:br/>
     </w:r>

--- a/tillsyn/A 61854-2024 tillsynsbegäran.docx
+++ b/tillsyn/A 61854-2024 tillsynsbegäran.docx
@@ -393,7 +393,7 @@
     <w:r>
       <w:tab/>
       <w:tab/>
-      <w:t>2026-09-26</w:t>
+      <w:t>2026-09-27</w:t>
       <w:br/>
       <w:br/>
     </w:r>

--- a/tillsyn/A 61854-2024 tillsynsbegäran.docx
+++ b/tillsyn/A 61854-2024 tillsynsbegäran.docx
@@ -393,7 +393,7 @@
     <w:r>
       <w:tab/>
       <w:tab/>
-      <w:t>2026-09-27</w:t>
+      <w:t>2026-09-28</w:t>
       <w:br/>
       <w:br/>
     </w:r>

--- a/tillsyn/A 61854-2024 tillsynsbegäran.docx
+++ b/tillsyn/A 61854-2024 tillsynsbegäran.docx
@@ -393,7 +393,7 @@
     <w:r>
       <w:tab/>
       <w:tab/>
-      <w:t>2026-09-28</w:t>
+      <w:t>2026-09-29</w:t>
       <w:br/>
       <w:br/>
     </w:r>

--- a/tillsyn/A 61854-2024 tillsynsbegäran.docx
+++ b/tillsyn/A 61854-2024 tillsynsbegäran.docx
@@ -393,7 +393,7 @@
     <w:r>
       <w:tab/>
       <w:tab/>
-      <w:t>2026-09-29</w:t>
+      <w:t>2026-09-30</w:t>
       <w:br/>
       <w:br/>
     </w:r>

--- a/tillsyn/A 61854-2024 tillsynsbegäran.docx
+++ b/tillsyn/A 61854-2024 tillsynsbegäran.docx
@@ -60,12 +60,12 @@
         <w:spacing w:after="240"/>
       </w:pPr>
       <w:r>
-        <w:t>Figur 1. Fyndplatser för naturvårdsarter inom 7 meter från avverkningsanmälan. Markörer utan svart kant är placerade på fyndplatsen. Markörer med svart kant är placerade vid sidan av fyndplatsen och har ett svart streck som visar fyndplatsens exakta position. Kartans mittpunktskoordinat är N 7046119, E 528333 i SWEREF 99 TM.</w:t>
+        <w:t>Figur 1. Fyndplatser för naturvårdsarter inom 12 meter från avverkningsanmälan. Markörer utan svart kant är placerade på fyndplatsen. Markörer med svart kant är placerade vid sidan av fyndplatsen och har ett svart streck som visar fyndplatsens exakta position. Kartans mittpunktskoordinat är N 7046119, E 528333 i SWEREF 99 TM.</w:t>
       </w:r>
     </w:p>
     <w:p>
       <w:r>
-        <w:t>Inom 7 meter från avverkningsanmälan finns fynd av 2 naturvårdsarter, varav 1 är rödlistad och 2 är fridlysta: talltita (NT, §4) och ängsnycklar (§8). Se Figur 1.</w:t>
+        <w:t>Inom 12 meter från avverkningsanmälan finns fynd av 5 naturvårdsarter, varav 1 är rödlistad, 5 är fridlysta och 1 är signalart (S): talltita (NT, §4), tvåblad (S, §8), fläcknycklar (§8), vanliga ängsnycklar (§8) och ängsnycklar (§8). Se Figur 1.</w:t>
       </w:r>
     </w:p>
     <w:p>
@@ -393,7 +393,7 @@
     <w:r>
       <w:tab/>
       <w:tab/>
-      <w:t>2026-09-30</w:t>
+      <w:t>2026-10-01</w:t>
       <w:br/>
       <w:br/>
     </w:r>

--- a/tillsyn/A 61854-2024 tillsynsbegäran.docx
+++ b/tillsyn/A 61854-2024 tillsynsbegäran.docx
@@ -393,7 +393,7 @@
     <w:r>
       <w:tab/>
       <w:tab/>
-      <w:t>2026-10-01</w:t>
+      <w:t>2026-10-02</w:t>
       <w:br/>
       <w:br/>
     </w:r>

--- a/tillsyn/A 61854-2024 tillsynsbegäran.docx
+++ b/tillsyn/A 61854-2024 tillsynsbegäran.docx
@@ -393,7 +393,7 @@
     <w:r>
       <w:tab/>
       <w:tab/>
-      <w:t>2026-10-02</w:t>
+      <w:t>2026-10-03</w:t>
       <w:br/>
       <w:br/>
     </w:r>

--- a/tillsyn/A 61854-2024 tillsynsbegäran.docx
+++ b/tillsyn/A 61854-2024 tillsynsbegäran.docx
@@ -393,7 +393,7 @@
     <w:r>
       <w:tab/>
       <w:tab/>
-      <w:t>2026-10-03</w:t>
+      <w:t>2026-10-04</w:t>
       <w:br/>
       <w:br/>
     </w:r>

--- a/tillsyn/A 61854-2024 tillsynsbegäran.docx
+++ b/tillsyn/A 61854-2024 tillsynsbegäran.docx
@@ -393,7 +393,7 @@
     <w:r>
       <w:tab/>
       <w:tab/>
-      <w:t>2026-10-04</w:t>
+      <w:t>2026-10-05</w:t>
       <w:br/>
       <w:br/>
     </w:r>

--- a/tillsyn/A 61854-2024 tillsynsbegäran.docx
+++ b/tillsyn/A 61854-2024 tillsynsbegäran.docx
@@ -393,7 +393,7 @@
     <w:r>
       <w:tab/>
       <w:tab/>
-      <w:t>2026-10-05</w:t>
+      <w:t>2026-10-06</w:t>
       <w:br/>
       <w:br/>
     </w:r>

--- a/tillsyn/A 61854-2024 tillsynsbegäran.docx
+++ b/tillsyn/A 61854-2024 tillsynsbegäran.docx
@@ -393,7 +393,7 @@
     <w:r>
       <w:tab/>
       <w:tab/>
-      <w:t>2026-10-06</w:t>
+      <w:t>2026-10-07</w:t>
       <w:br/>
       <w:br/>
     </w:r>

--- a/tillsyn/A 61854-2024 tillsynsbegäran.docx
+++ b/tillsyn/A 61854-2024 tillsynsbegäran.docx
@@ -393,7 +393,7 @@
     <w:r>
       <w:tab/>
       <w:tab/>
-      <w:t>2026-10-07</w:t>
+      <w:t>2026-10-08</w:t>
       <w:br/>
       <w:br/>
     </w:r>

--- a/tillsyn/A 61854-2024 tillsynsbegäran.docx
+++ b/tillsyn/A 61854-2024 tillsynsbegäran.docx
@@ -393,7 +393,7 @@
     <w:r>
       <w:tab/>
       <w:tab/>
-      <w:t>2026-10-08</w:t>
+      <w:t>2026-10-09</w:t>
       <w:br/>
       <w:br/>
     </w:r>

--- a/tillsyn/A 61854-2024 tillsynsbegäran.docx
+++ b/tillsyn/A 61854-2024 tillsynsbegäran.docx
@@ -393,7 +393,7 @@
     <w:r>
       <w:tab/>
       <w:tab/>
-      <w:t>2026-10-09</w:t>
+      <w:t>2026-10-10</w:t>
       <w:br/>
       <w:br/>
     </w:r>

--- a/tillsyn/A 61854-2024 tillsynsbegäran.docx
+++ b/tillsyn/A 61854-2024 tillsynsbegäran.docx
@@ -393,7 +393,7 @@
     <w:r>
       <w:tab/>
       <w:tab/>
-      <w:t>2026-10-10</w:t>
+      <w:t>2026-10-11</w:t>
       <w:br/>
       <w:br/>
     </w:r>

--- a/tillsyn/A 61854-2024 tillsynsbegäran.docx
+++ b/tillsyn/A 61854-2024 tillsynsbegäran.docx
@@ -393,7 +393,7 @@
     <w:r>
       <w:tab/>
       <w:tab/>
-      <w:t>2026-10-11</w:t>
+      <w:t>2026-10-12</w:t>
       <w:br/>
       <w:br/>
     </w:r>

--- a/tillsyn/A 61854-2024 tillsynsbegäran.docx
+++ b/tillsyn/A 61854-2024 tillsynsbegäran.docx
@@ -393,7 +393,7 @@
     <w:r>
       <w:tab/>
       <w:tab/>
-      <w:t>2026-10-12</w:t>
+      <w:t>2026-10-13</w:t>
       <w:br/>
       <w:br/>
     </w:r>

--- a/tillsyn/A 61854-2024 tillsynsbegäran.docx
+++ b/tillsyn/A 61854-2024 tillsynsbegäran.docx
@@ -393,7 +393,7 @@
     <w:r>
       <w:tab/>
       <w:tab/>
-      <w:t>2026-10-13</w:t>
+      <w:t>2026-10-14</w:t>
       <w:br/>
       <w:br/>
     </w:r>

--- a/tillsyn/A 61854-2024 tillsynsbegäran.docx
+++ b/tillsyn/A 61854-2024 tillsynsbegäran.docx
@@ -393,7 +393,7 @@
     <w:r>
       <w:tab/>
       <w:tab/>
-      <w:t>2026-10-14</w:t>
+      <w:t>2026-10-15</w:t>
       <w:br/>
       <w:br/>
     </w:r>

--- a/tillsyn/A 61854-2024 tillsynsbegäran.docx
+++ b/tillsyn/A 61854-2024 tillsynsbegäran.docx
@@ -393,7 +393,7 @@
     <w:r>
       <w:tab/>
       <w:tab/>
-      <w:t>2026-10-15</w:t>
+      <w:t>2026-10-16</w:t>
       <w:br/>
       <w:br/>
     </w:r>

--- a/tillsyn/A 61854-2024 tillsynsbegäran.docx
+++ b/tillsyn/A 61854-2024 tillsynsbegäran.docx
@@ -393,7 +393,7 @@
     <w:r>
       <w:tab/>
       <w:tab/>
-      <w:t>2026-10-16</w:t>
+      <w:t>2026-10-17</w:t>
       <w:br/>
       <w:br/>
     </w:r>

--- a/tillsyn/A 61854-2024 tillsynsbegäran.docx
+++ b/tillsyn/A 61854-2024 tillsynsbegäran.docx
@@ -393,7 +393,7 @@
     <w:r>
       <w:tab/>
       <w:tab/>
-      <w:t>2026-10-17</w:t>
+      <w:t>2026-10-18</w:t>
       <w:br/>
       <w:br/>
     </w:r>

--- a/tillsyn/A 61854-2024 tillsynsbegäran.docx
+++ b/tillsyn/A 61854-2024 tillsynsbegäran.docx
@@ -393,7 +393,7 @@
     <w:r>
       <w:tab/>
       <w:tab/>
-      <w:t>2026-10-18</w:t>
+      <w:t>2026-10-19</w:t>
       <w:br/>
       <w:br/>
     </w:r>

--- a/tillsyn/A 61854-2024 tillsynsbegäran.docx
+++ b/tillsyn/A 61854-2024 tillsynsbegäran.docx
@@ -393,7 +393,7 @@
     <w:r>
       <w:tab/>
       <w:tab/>
-      <w:t>2026-10-19</w:t>
+      <w:t>2026-10-20</w:t>
       <w:br/>
       <w:br/>
     </w:r>

--- a/tillsyn/A 61854-2024 tillsynsbegäran.docx
+++ b/tillsyn/A 61854-2024 tillsynsbegäran.docx
@@ -393,7 +393,7 @@
     <w:r>
       <w:tab/>
       <w:tab/>
-      <w:t>2026-10-20</w:t>
+      <w:t>2026-10-21</w:t>
       <w:br/>
       <w:br/>
     </w:r>

--- a/tillsyn/A 61854-2024 tillsynsbegäran.docx
+++ b/tillsyn/A 61854-2024 tillsynsbegäran.docx
@@ -393,7 +393,7 @@
     <w:r>
       <w:tab/>
       <w:tab/>
-      <w:t>2026-10-21</w:t>
+      <w:t>2026-10-22</w:t>
       <w:br/>
       <w:br/>
     </w:r>

--- a/tillsyn/A 61854-2024 tillsynsbegäran.docx
+++ b/tillsyn/A 61854-2024 tillsynsbegäran.docx
@@ -393,7 +393,7 @@
     <w:r>
       <w:tab/>
       <w:tab/>
-      <w:t>2026-10-22</w:t>
+      <w:t>2026-10-23</w:t>
       <w:br/>
       <w:br/>
     </w:r>

--- a/tillsyn/A 61854-2024 tillsynsbegäran.docx
+++ b/tillsyn/A 61854-2024 tillsynsbegäran.docx
@@ -393,7 +393,7 @@
     <w:r>
       <w:tab/>
       <w:tab/>
-      <w:t>2026-10-23</w:t>
+      <w:t>2026-10-24</w:t>
       <w:br/>
       <w:br/>
     </w:r>

--- a/tillsyn/A 61854-2024 tillsynsbegäran.docx
+++ b/tillsyn/A 61854-2024 tillsynsbegäran.docx
@@ -393,7 +393,7 @@
     <w:r>
       <w:tab/>
       <w:tab/>
-      <w:t>2026-10-24</w:t>
+      <w:t>2026-10-25</w:t>
       <w:br/>
       <w:br/>
     </w:r>

--- a/tillsyn/A 61854-2024 tillsynsbegäran.docx
+++ b/tillsyn/A 61854-2024 tillsynsbegäran.docx
@@ -393,7 +393,7 @@
     <w:r>
       <w:tab/>
       <w:tab/>
-      <w:t>2026-10-25</w:t>
+      <w:t>2026-10-26</w:t>
       <w:br/>
       <w:br/>
     </w:r>

--- a/tillsyn/A 61854-2024 tillsynsbegäran.docx
+++ b/tillsyn/A 61854-2024 tillsynsbegäran.docx
@@ -393,7 +393,7 @@
     <w:r>
       <w:tab/>
       <w:tab/>
-      <w:t>2026-10-26</w:t>
+      <w:t>2026-10-27</w:t>
       <w:br/>
       <w:br/>
     </w:r>

--- a/tillsyn/A 61854-2024 tillsynsbegäran.docx
+++ b/tillsyn/A 61854-2024 tillsynsbegäran.docx
@@ -393,7 +393,7 @@
     <w:r>
       <w:tab/>
       <w:tab/>
-      <w:t>2026-10-27</w:t>
+      <w:t>2026-10-28</w:t>
       <w:br/>
       <w:br/>
     </w:r>

--- a/tillsyn/A 61854-2024 tillsynsbegäran.docx
+++ b/tillsyn/A 61854-2024 tillsynsbegäran.docx
@@ -393,7 +393,7 @@
     <w:r>
       <w:tab/>
       <w:tab/>
-      <w:t>2026-10-28</w:t>
+      <w:t>2026-10-29</w:t>
       <w:br/>
       <w:br/>
     </w:r>

--- a/tillsyn/A 61854-2024 tillsynsbegäran.docx
+++ b/tillsyn/A 61854-2024 tillsynsbegäran.docx
@@ -393,7 +393,7 @@
     <w:r>
       <w:tab/>
       <w:tab/>
-      <w:t>2026-10-29</w:t>
+      <w:t>2026-10-31</w:t>
       <w:br/>
       <w:br/>
     </w:r>
